--- a/sources/veille/ai-act/2026-09-11_veille_ai-act.docx
+++ b/sources/veille/ai-act/2026-09-11_veille_ai-act.docx
@@ -93,7 +93,7 @@
           <w:sz w:val="22"/>
           <w:szCs w:val="22"/>
         </w:rPr>
-        <w:t xml:space="preserve">Sources documentaires consultées : 6 tentées — 5 exploitées (✅), 1 bloquée anti-robot (⚠️)</w:t>
+        <w:t xml:space="preserve">Sources documentaires consultées : 13 listées — 11 ouvertes et exploitées (✅), 2 non extraites par l'agent du job (⚠️). ⚠️ Décompte corrigé le 12/09/2026 — voir le journal des corrections.</w:t>
       </w:r>
     </w:p>
     <w:p>
@@ -170,7 +170,7 @@
           <w:sz w:val="22"/>
           <w:szCs w:val="22"/>
         </w:rPr>
-        <w:t xml:space="preserve">IAPP (08/09) — L'encyclique papale « Magnificent Humanity: On Safeguarding the Human Person in the Time of Artificial Intelligence » (Léon XIV, 15/05/2026) entre dans le débat de gouvernance mondiale de l'IA : dignité humaine, emploi, protections légales — thèmes directement en résonance avec la philosophie de l'AI Act.</w:t>
+        <w:t xml:space="preserve">IAPP (08/09) — L'encyclique papale « Magnificent Humanity: On Safeguarding the Human Person in the Time of Artificial Intelligence » (Léon XIV, 15/05/2026 — date déduite : l'article dit « published on the 135th anniversary of Rerum Novarum », soit le 15 mai 1891 + 135 ans, il ne l'imprime pas) entre dans le débat de gouvernance mondiale de l'IA : dignité humaine, emploi, protections légales — thèmes directement en résonance avec la philosophie de l'AI Act.</w:t>
       </w:r>
     </w:p>
     <w:p>
@@ -266,7 +266,7 @@
           <w:sz w:val="22"/>
           <w:szCs w:val="22"/>
         </w:rPr>
-        <w:t xml:space="preserve">Référence : règlement (UE) 2024/1689 tel que modifié par le règlement (UE) 2026/1744 du 8 juillet 2026 (« Omnibus IA »), JOUE du 24 juillet 2026, en vigueur le 27 juillet 2026.</w:t>
+        <w:t xml:space="preserve">Référence : règlement (UE) 2024/1689 tel que modifié par le règlement (UE) 2026/1744 du 8 juillet 2026 (« Omnibus IA »), JOUE L du 24 juillet 2026, en vigueur le 27 juillet 2026 — eur-lex.europa.eu/legal-content/FR/TXT/HTML/?uri=OJ:L_202601744, ajoutée aux sources le 12/09/2026 (la référence, établie dans l'édition du 29/08, était reprise ici sans sa source). ⚠️ Discordance entre sources ouvertes : la Q/R de la CNIL écrit « une version amendée du RIA a été adoptée le 24 juillet 2026 » — c'est la date de publication au JOUE, pas celle de l'acte, qui est du 8 juillet. EUR-Lex fait foi.</w:t>
       </w:r>
     </w:p>
     <w:p>
@@ -934,7 +934,7 @@
           <w:sz w:val="22"/>
           <w:szCs w:val="22"/>
         </w:rPr>
-        <w:t xml:space="preserve">⛔ Source artificialintelligenceact.eu (Future of Life Institute) : rendu JavaScript côté client, non extractible en headless. Constat confirmé en juillet, août et septembre 2026. Source définitivement écartée.</w:t>
+        <w:t xml:space="preserve">⚠️ Source artificialintelligenceact.eu (Future of Life Institute) : non extraite par l'agent du job cette semaine. ⚠️ Corrigé le 12/09/2026 : la note la déclarait « rendu JavaScript côté client, non extractible en headless… définitivement écartée », sur trois constats de juillet, août et septembre. Retestée le 12/09/2026 avec un agent de navigateur : HTTP 200, 16 376 caractères utiles. Le site rend son contenu ; c'est l'agent par défaut qu'il refuse. Trois constats faits avec le même outil répètent la même mesure. La source est conservée : à réessayer avec un agent de navigateur, pas à écarter.</w:t>
       </w:r>
     </w:p>
     <w:p>
@@ -1645,7 +1645,7 @@
           <w:sz w:val="22"/>
           <w:szCs w:val="22"/>
         </w:rPr>
-        <w:t xml:space="preserve">Décompte : 5 sources ✅ (ouvertes et exploitées), 1 source ⚠️ (bloquée anti-robot, page existante), 1 source ⛔ (JavaScript côté client, non extractible).</w:t>
+        <w:t xml:space="preserve">Décompte : 11 sources ✅ (ouvertes et exploitées, dont EUR-Lex ajoutée le 12/09/2026), 2 sources ⚠️ (non extraites par l'agent du job — l'une est un vrai mur anti-robot, l'autre répond à un navigateur, voir sa ligne). Aucune source ⛔ : le statut « définitivement écartée » a été retiré le 12/09/2026.</w:t>
       </w:r>
     </w:p>
     <w:p>
@@ -1764,6 +1764,45 @@
         </w:rPr>
         <w:t xml:space="preserve">✅ </w:t>
       </w:r>
+      <w:hyperlink w:history="1" r:id="rIdeurlex1744">
+        <w:r>
+          <w:rPr>
+            <w:rFonts w:ascii="Calibri" w:cs="Calibri" w:eastAsia="Calibri" w:hAnsi="Calibri"/>
+            <w:color w:val="1155CC"/>
+            <w:sz w:val="22"/>
+            <w:szCs w:val="22"/>
+            <w:u w:val="single"/>
+          </w:rPr>
+          <w:t xml:space="preserve">EUR-Lex — Règlement (UE) 2026/1744 du 8 juillet 2026 (« Omnibus IA »), JOUE L du 24 juillet 2026</w:t>
+        </w:r>
+      </w:hyperlink>
+      <w:r>
+        <w:rPr>
+          <w:rFonts w:ascii="Calibri" w:cs="Calibri" w:eastAsia="Calibri" w:hAnsi="Calibri"/>
+          <w:i/>
+          <w:iCs/>
+          <w:color w:val="6B7280"/>
+          <w:sz w:val="22"/>
+          <w:szCs w:val="22"/>
+        </w:rPr>
+        <w:t xml:space="preserve"> (ajoutée le 12/09/2026 — la référence était reprise de l'édition du 29/08 sans sa source ; vérifiée mot pour mot : 200, 166 892 caractères utiles)</w:t>
+      </w:r>
+    </w:p>
+    <w:p>
+      <w:pPr>
+        <w:spacing w:after="80"/>
+      </w:pPr>
+      <w:r>
+        <w:rPr>
+          <w:rFonts w:ascii="Calibri" w:cs="Calibri" w:eastAsia="Calibri" w:hAnsi="Calibri"/>
+          <w:b/>
+          <w:bCs/>
+          <w:color w:val="16A34A"/>
+          <w:sz w:val="22"/>
+          <w:szCs w:val="22"/>
+        </w:rPr>
+        <w:t xml:space="preserve">✅ </w:t>
+      </w:r>
       <w:hyperlink w:history="1" r:id="rIdf9hi9bfm08b6piiwafcm5">
         <w:r>
           <w:rPr>
@@ -2109,11 +2148,11 @@
           <w:rFonts w:ascii="Calibri" w:cs="Calibri" w:eastAsia="Calibri" w:hAnsi="Calibri"/>
           <w:b/>
           <w:bCs/>
-          <w:color w:val="DC2626"/>
-          <w:sz w:val="22"/>
-          <w:szCs w:val="22"/>
-        </w:rPr>
-        <w:t xml:space="preserve">⛔ </w:t>
+          <w:color w:val="D97706"/>
+          <w:sz w:val="22"/>
+          <w:szCs w:val="22"/>
+        </w:rPr>
+        <w:t xml:space="preserve">⚠️ </w:t>
       </w:r>
       <w:hyperlink w:history="1" r:id="rIduk249gfvo48-di20cext2">
         <w:r>
@@ -2136,7 +2175,7 @@
           <w:sz w:val="22"/>
           <w:szCs w:val="22"/>
         </w:rPr>
-        <w:t xml:space="preserve"> (rendu JavaScript côté client — non extractible headless, juillet/août/septembre 2026)</w:t>
+        <w:t xml:space="preserve"> (non extraite par l'agent du job — 200 et 16 376 caractères utiles à un navigateur le 12/09/2026 ; statut ⛔ retiré le 12/09/2026)</w:t>
       </w:r>
     </w:p>
     <w:p>
@@ -2288,6 +2327,94 @@
     <w:p>
       <w:r>
         <w:t xml:space="preserve"/>
+      </w:r>
+    </w:p>
+    <w:p>
+      <w:pPr>
+        <w:spacing w:after="120" w:before="320"/>
+      </w:pPr>
+      <w:r>
+        <w:rPr>
+          <w:rFonts w:ascii="Calibri" w:cs="Calibri" w:eastAsia="Calibri" w:hAnsi="Calibri"/>
+          <w:b/>
+          <w:bCs/>
+          <w:color w:val="1B3A6B"/>
+          <w:sz w:val="28"/>
+          <w:szCs w:val="28"/>
+        </w:rPr>
+        <w:t xml:space="preserve">📝 Journal des corrections — 12 septembre 2026</w:t>
+      </w:r>
+    </w:p>
+    <w:p>
+      <w:pPr>
+        <w:spacing w:after="80"/>
+      </w:pPr>
+      <w:r>
+        <w:rPr>
+          <w:rFonts w:ascii="Calibri" w:cs="Calibri" w:eastAsia="Calibri" w:hAnsi="Calibri"/>
+          <w:b/>
+          <w:bCs/>
+          <w:color w:val="1F2937"/>
+          <w:sz w:val="22"/>
+          <w:szCs w:val="22"/>
+        </w:rPr>
+        <w:t xml:space="preserve">Note produite le 11/09/2026, relue le 12/09/2026. TROIS corrections de méthode — aucun fait d'actualité n'était faux.</w:t>
+      </w:r>
+    </w:p>
+    <w:p>
+      <w:pPr>
+        <w:spacing w:after="80"/>
+      </w:pPr>
+      <w:r>
+        <w:rPr>
+          <w:rFonts w:ascii="Calibri" w:cs="Calibri" w:eastAsia="Calibri" w:hAnsi="Calibri"/>
+          <w:color w:val="1F2937"/>
+          <w:sz w:val="22"/>
+          <w:szCs w:val="22"/>
+        </w:rPr>
+        <w:t xml:space="preserve">① Le décompte des sources se contredisait d'une rubrique à l'autre. L'en-tête annonçait « 6 tentées — 5 exploitées (✅), 1 bloquée (⚠️) » ; la rubrique Sources du jour annonçait « 5 sources ✅, 1 ⚠️, 1 ⛔ » ; et la liste qui suivait comptait DOUZE entrées, dont dix ✅. Trois comptes pour une seule liste, aucun égal à ce qu'on obtient en comptant les lignes — dans la partie de la note qui prétend rendre compte de sa propre méthode. La règle 3 du prompt exigeait pourtant que le décompte « corresponde EXACTEMENT au nombre de ✅ de ta propre liste » : la règle existait, elle n'avait pas de test. L'en-tête et le décompte disent désormais ce que la liste contient.</w:t>
+      </w:r>
+    </w:p>
+    <w:p>
+      <w:pPr>
+        <w:spacing w:after="80"/>
+      </w:pPr>
+      <w:r>
+        <w:rPr>
+          <w:rFonts w:ascii="Calibri" w:cs="Calibri" w:eastAsia="Calibri" w:hAnsi="Calibri"/>
+          <w:color w:val="1F2937"/>
+          <w:sz w:val="22"/>
+          <w:szCs w:val="22"/>
+        </w:rPr>
+        <w:t xml:space="preserve">② Une source « définitivement écartée » qui répond parfaitement. artificialintelligenceact.eu était déclarée « rendu JavaScript côté client, non extractible en headless, constat confirmé en juillet, août et septembre, définitivement écartée ». Retestée le 12/09/2026 avec un agent de navigateur : HTTP 200, 16 376 caractères utiles. Le site rend son contenu ; c'est l'agent par défaut du job qu'il refuse. Trois constats faits avec le même outil ne font pas une preuve : ils répètent la même mesure. Le ⛔ devient ⚠️ et « définitivement » disparaît.</w:t>
+      </w:r>
+    </w:p>
+    <w:p>
+      <w:pPr>
+        <w:spacing w:after="80"/>
+      </w:pPr>
+      <w:r>
+        <w:rPr>
+          <w:rFonts w:ascii="Calibri" w:cs="Calibri" w:eastAsia="Calibri" w:hAnsi="Calibri"/>
+          <w:color w:val="1F2937"/>
+          <w:sz w:val="22"/>
+          <w:szCs w:val="22"/>
+        </w:rPr>
+        <w:t xml:space="preserve">③ Une référence exacte portée sans sa source, et une discordance non signalée. « Règlement (UE) 2026/1744 du 8 juillet 2026, JOUE du 24 juillet, en vigueur le 27 » est vérifié mot pour mot sur EUR-Lex le 12/09/2026. Mais EUR-Lex ne figurait pas parmi les douze sources : la référence avait été établie par l'édition du 29/08, qui citait la page, et voyageait depuis comme un fait acquis — un lecteur de cette édition ne pouvait pas l'ouvrir. EUR-Lex est ajoutée en source. Et la Q/R de la CNIL écrit « adoptée le 24 juillet 2026 » — la date de publication, pas celle de l'acte : deux sources ouvertes, deux dates, et la note, qui avait la bonne, ne signalait pas l'écart. Il l'est désormais. Plus petit : la date de l'encyclique (15/05/2026) est une déduction depuis « 135th anniversary of Rerum Novarum » — juste, mais dite comme telle maintenant.</w:t>
+      </w:r>
+    </w:p>
+    <w:p>
+      <w:pPr>
+        <w:spacing w:after="80"/>
+      </w:pPr>
+      <w:r>
+        <w:rPr>
+          <w:rFonts w:ascii="Calibri" w:cs="Calibri" w:eastAsia="Calibri" w:hAnsi="Calibri"/>
+          <w:color w:val="1F2937"/>
+          <w:sz w:val="22"/>
+          <w:szCs w:val="22"/>
+        </w:rPr>
+        <w:t xml:space="preserve">Vérifié lors de la relecture et inchangé. Les douze URL d'origine répondent comme annoncé, le Conseil étant un vrai mur (130 caractères). Chaque chiffre et chaque date des deux sanctions CNIL, des Rencontres du 29 septembre, de la Q/R du 17 août, des lignes directrices du 6 août et de la chronologie du Service Desk sont sur les pages ; les deux titres IAPP sont verbatim et « paquebot, pas hors-bord » rend fidèlement « a cruise ship, not a speed boat ». La note ne recule pas sur ses repères et son agenda ne porte que des dates à venir.</w:t>
       </w:r>
     </w:p>
     <w:p>
